--- a/Content/StuffImayUse.docx
+++ b/Content/StuffImayUse.docx
@@ -1,6 +1,6 @@
 
 <file path=word/document.xml><?xml version="1.0" encoding="utf-8"?>
-<w:document xmlns:wpc="http://schemas.microsoft.com/office/word/2010/wordprocessingCanvas" xmlns:cx="http://schemas.microsoft.com/office/drawing/2014/chartex" xmlns:cx1="http://schemas.microsoft.com/office/drawing/2015/9/8/chartex" xmlns:cx2="http://schemas.microsoft.com/office/drawing/2015/10/21/chartex" xmlns:cx3="http://schemas.microsoft.com/office/drawing/2016/5/9/chartex" xmlns:cx4="http://schemas.microsoft.com/office/drawing/2016/5/10/chartex" xmlns:cx5="http://schemas.microsoft.com/office/drawing/2016/5/11/chartex" xmlns:cx6="http://schemas.microsoft.com/office/drawing/2016/5/12/chartex" xmlns:cx7="http://schemas.microsoft.com/office/drawing/2016/5/13/chartex" xmlns:cx8="http://schemas.microsoft.com/office/drawing/2016/5/14/chartex" xmlns:mc="http://schemas.openxmlformats.org/markup-compatibility/2006" xmlns:aink="http://schemas.microsoft.com/office/drawing/2016/ink" xmlns:am3d="http://schemas.microsoft.com/office/drawing/2017/model3d" xmlns:o="urn:schemas-microsoft-com:office:office" xmlns:oel="http://schemas.microsoft.com/office/2019/extlst" xmlns:r="http://schemas.openxmlformats.org/officeDocument/2006/relationships" xmlns:m="http://schemas.openxmlformats.org/officeDocument/2006/math" xmlns:v="urn:schemas-microsoft-com:vml" xmlns:wp14="http://schemas.microsoft.com/office/word/2010/wordprocessingDrawing" xmlns:wp="http://schemas.openxmlformats.org/drawingml/2006/wordprocessingDrawing" xmlns:w10="urn:schemas-microsoft-com:office:word" xmlns:w="http://schemas.openxmlformats.org/wordprocessingml/2006/main" xmlns:w14="http://schemas.microsoft.com/office/word/2010/wordml" xmlns:w15="http://schemas.microsoft.com/office/word/2012/wordml" xmlns:w16cex="http://schemas.microsoft.com/office/word/2018/wordml/cex" xmlns:w16cid="http://schemas.microsoft.com/office/word/2016/wordml/cid" xmlns:w16="http://schemas.microsoft.com/office/word/2018/wordml" xmlns:w16du="http://schemas.microsoft.com/office/word/2023/wordml/word16du" xmlns:w16sdtdh="http://schemas.microsoft.com/office/word/2020/wordml/sdtdatahash" xmlns:w16se="http://schemas.microsoft.com/office/word/2015/wordml/symex" xmlns:wpg="http://schemas.microsoft.com/office/word/2010/wordprocessingGroup" xmlns:wpi="http://schemas.microsoft.com/office/word/2010/wordprocessingInk" xmlns:wne="http://schemas.microsoft.com/office/word/2006/wordml" xmlns:wps="http://schemas.microsoft.com/office/word/2010/wordprocessingShape" mc:Ignorable="w14 w15 w16se w16cid w16 w16cex w16sdtdh wp14">
+<w:document xmlns:wpc="http://schemas.microsoft.com/office/word/2010/wordprocessingCanvas" xmlns:cx="http://schemas.microsoft.com/office/drawing/2014/chartex" xmlns:cx1="http://schemas.microsoft.com/office/drawing/2015/9/8/chartex" xmlns:cx2="http://schemas.microsoft.com/office/drawing/2015/10/21/chartex" xmlns:cx3="http://schemas.microsoft.com/office/drawing/2016/5/9/chartex" xmlns:cx4="http://schemas.microsoft.com/office/drawing/2016/5/10/chartex" xmlns:cx5="http://schemas.microsoft.com/office/drawing/2016/5/11/chartex" xmlns:cx6="http://schemas.microsoft.com/office/drawing/2016/5/12/chartex" xmlns:cx7="http://schemas.microsoft.com/office/drawing/2016/5/13/chartex" xmlns:cx8="http://schemas.microsoft.com/office/drawing/2016/5/14/chartex" xmlns:mc="http://schemas.openxmlformats.org/markup-compatibility/2006" xmlns:aink="http://schemas.microsoft.com/office/drawing/2016/ink" xmlns:am3d="http://schemas.microsoft.com/office/drawing/2017/model3d" xmlns:o="urn:schemas-microsoft-com:office:office" xmlns:oel="http://schemas.microsoft.com/office/2019/extlst" xmlns:r="http://schemas.openxmlformats.org/officeDocument/2006/relationships" xmlns:m="http://schemas.openxmlformats.org/officeDocument/2006/math" xmlns:v="urn:schemas-microsoft-com:vml" xmlns:wp14="http://schemas.microsoft.com/office/word/2010/wordprocessingDrawing" xmlns:wp="http://schemas.openxmlformats.org/drawingml/2006/wordprocessingDrawing" xmlns:w10="urn:schemas-microsoft-com:office:word" xmlns:w="http://schemas.openxmlformats.org/wordprocessingml/2006/main" xmlns:w14="http://schemas.microsoft.com/office/word/2010/wordml" xmlns:w15="http://schemas.microsoft.com/office/word/2012/wordml" xmlns:w16cex="http://schemas.microsoft.com/office/word/2018/wordml/cex" xmlns:w16cid="http://schemas.microsoft.com/office/word/2016/wordml/cid" xmlns:w16="http://schemas.microsoft.com/office/word/2018/wordml" xmlns:w16du="http://schemas.microsoft.com/office/word/2023/wordml/word16du" xmlns:w16sdtdh="http://schemas.microsoft.com/office/word/2020/wordml/sdtdatahash" xmlns:w16sdtfl="http://schemas.microsoft.com/office/word/2024/wordml/sdtformatlock" xmlns:w16se="http://schemas.microsoft.com/office/word/2015/wordml/symex" xmlns:wpg="http://schemas.microsoft.com/office/word/2010/wordprocessingGroup" xmlns:wpi="http://schemas.microsoft.com/office/word/2010/wordprocessingInk" xmlns:wne="http://schemas.microsoft.com/office/word/2006/wordml" xmlns:wps="http://schemas.microsoft.com/office/word/2010/wordprocessingShape" mc:Ignorable="w14 w15 w16se w16cid w16 w16cex w16sdtdh w16sdtfl w16du wp14">
   <w:body>
     <w:p>
       <w:proofErr w:type="spellStart"/>
@@ -42,8 +42,13 @@
       </w:r>
     </w:p>
     <w:p>
-      <w:r>
-        <w:t>Balsam  root.</w:t>
+      <w:proofErr w:type="gramStart"/>
+      <w:r>
+        <w:t>Balsam  root</w:t>
+      </w:r>
+      <w:proofErr w:type="gramEnd"/>
+      <w:r>
+        <w:t>.</w:t>
       </w:r>
     </w:p>
     <w:p>
@@ -130,7 +135,15 @@
       </w:r>
       <w:proofErr w:type="spellEnd"/>
       <w:r>
-        <w:t xml:space="preserve"> for effortless fresh scooped milkshakes  the universal wet-dry crevice attachment and combo sinus flush and bulk blackhead extractor. </w:t>
+        <w:t xml:space="preserve"> for effortless fresh scooped </w:t>
+      </w:r>
+      <w:proofErr w:type="gramStart"/>
+      <w:r>
+        <w:t>milkshakes  the</w:t>
+      </w:r>
+      <w:proofErr w:type="gramEnd"/>
+      <w:r>
+        <w:t xml:space="preserve"> universal wet-dry crevice attachment and combo sinus flush and bulk blackhead extractor. </w:t>
       </w:r>
     </w:p>
     <w:p>
@@ -183,7 +196,15 @@
       </w:r>
       <w:proofErr w:type="spellEnd"/>
       <w:r>
-        <w:t xml:space="preserve"> planted some kind of oak. He likes beans and tomatoes because you know the next year whether you’ve been successful or not. The hazelnuts they use in the restaurants. It’s his 80</w:t>
+        <w:t xml:space="preserve"> planted some kind of oak. He likes beans and tomatoes because you know </w:t>
+      </w:r>
+      <w:proofErr w:type="gramStart"/>
+      <w:r>
+        <w:t>the next</w:t>
+      </w:r>
+      <w:proofErr w:type="gramEnd"/>
+      <w:r>
+        <w:t xml:space="preserve"> year whether you’ve been successful or not. The hazelnuts they use in the restaurants. It’s his 80</w:t>
       </w:r>
       <w:r>
         <w:rPr>
@@ -192,7 +213,15 @@
         <w:t>th</w:t>
       </w:r>
       <w:r>
-        <w:t xml:space="preserve"> birthday. He used to be able to just take people on a tour but he can’t anymore. His party is this Saturday. I need to figure out the name </w:t>
+        <w:t xml:space="preserve"> birthday. He used to be able to just take people on a </w:t>
+      </w:r>
+      <w:proofErr w:type="gramStart"/>
+      <w:r>
+        <w:t>tour</w:t>
+      </w:r>
+      <w:proofErr w:type="gramEnd"/>
+      <w:r>
+        <w:t xml:space="preserve"> but he can’t anymore. His party is this Saturday. I need to figure out the name </w:t>
       </w:r>
       <w:proofErr w:type="spellStart"/>
       <w:r>
@@ -213,7 +242,15 @@
       </w:r>
       <w:proofErr w:type="spellEnd"/>
       <w:r>
-        <w:t xml:space="preserve"> had a hazelnut orchard that did really well, but the blight got his, too. </w:t>
+        <w:t xml:space="preserve"> had a hazelnut orchard that did </w:t>
+      </w:r>
+      <w:proofErr w:type="gramStart"/>
+      <w:r>
+        <w:t>really well</w:t>
+      </w:r>
+      <w:proofErr w:type="gramEnd"/>
+      <w:r>
+        <w:t xml:space="preserve">, but the blight got his, too. </w:t>
       </w:r>
     </w:p>
     <w:p>
@@ -224,6 +261,36 @@
     <w:p>
       <w:r>
         <w:t>They inoculate the roots to get truffles to grow under them.</w:t>
+      </w:r>
+    </w:p>
+    <w:p>
+      <w:r>
+        <w:t>Winter:</w:t>
+      </w:r>
+    </w:p>
+    <w:p>
+      <w:r>
+        <w:t xml:space="preserve">The </w:t>
+      </w:r>
+      <w:proofErr w:type="spellStart"/>
+      <w:r>
+        <w:t>moutanins</w:t>
+      </w:r>
+      <w:proofErr w:type="spellEnd"/>
+      <w:r>
+        <w:t xml:space="preserve"> froze and stood white against a </w:t>
+      </w:r>
+      <w:r>
+        <w:t>milky pale</w:t>
+      </w:r>
+      <w:r>
+        <w:t xml:space="preserve"> sky</w:t>
+      </w:r>
+      <w:r>
+        <w:t xml:space="preserve"> sparse indications of blue.</w:t>
+      </w:r>
+      <w:r>
+        <w:t xml:space="preserve"> The winter-saddened rhododendrons.</w:t>
       </w:r>
     </w:p>
     <w:p/>
@@ -239,7 +306,7 @@
 </file>
 
 <file path=word/styles.xml><?xml version="1.0" encoding="utf-8"?>
-<w:styles xmlns:mc="http://schemas.openxmlformats.org/markup-compatibility/2006" xmlns:r="http://schemas.openxmlformats.org/officeDocument/2006/relationships" xmlns:w="http://schemas.openxmlformats.org/wordprocessingml/2006/main" xmlns:w14="http://schemas.microsoft.com/office/word/2010/wordml" xmlns:w15="http://schemas.microsoft.com/office/word/2012/wordml" xmlns:w16cex="http://schemas.microsoft.com/office/word/2018/wordml/cex" xmlns:w16cid="http://schemas.microsoft.com/office/word/2016/wordml/cid" xmlns:w16="http://schemas.microsoft.com/office/word/2018/wordml" xmlns:w16sdtdh="http://schemas.microsoft.com/office/word/2020/wordml/sdtdatahash" xmlns:w16se="http://schemas.microsoft.com/office/word/2015/wordml/symex" mc:Ignorable="w14 w15 w16se w16cid w16 w16cex w16sdtdh">
+<w:styles xmlns:mc="http://schemas.openxmlformats.org/markup-compatibility/2006" xmlns:r="http://schemas.openxmlformats.org/officeDocument/2006/relationships" xmlns:w="http://schemas.openxmlformats.org/wordprocessingml/2006/main" xmlns:w14="http://schemas.microsoft.com/office/word/2010/wordml" xmlns:w15="http://schemas.microsoft.com/office/word/2012/wordml" xmlns:w16cex="http://schemas.microsoft.com/office/word/2018/wordml/cex" xmlns:w16cid="http://schemas.microsoft.com/office/word/2016/wordml/cid" xmlns:w16="http://schemas.microsoft.com/office/word/2018/wordml" xmlns:w16du="http://schemas.microsoft.com/office/word/2023/wordml/word16du" xmlns:w16sdtdh="http://schemas.microsoft.com/office/word/2020/wordml/sdtdatahash" xmlns:w16sdtfl="http://schemas.microsoft.com/office/word/2024/wordml/sdtformatlock" xmlns:w16se="http://schemas.microsoft.com/office/word/2015/wordml/symex" mc:Ignorable="w14 w15 w16se w16cid w16 w16cex w16sdtdh w16sdtfl w16du">
   <w:docDefaults>
     <w:rPrDefault>
       <w:rPr>

--- a/Content/StuffImayUse.docx
+++ b/Content/StuffImayUse.docx
@@ -12,6 +12,36 @@
     <w:p/>
     <w:p>
       <w:r>
+        <w:t>Steam powered sorghum maker.</w:t>
+      </w:r>
+      <w:r>
+        <w:t xml:space="preserve"> Barley </w:t>
+      </w:r>
+      <w:proofErr w:type="spellStart"/>
+      <w:r>
+        <w:t>malter</w:t>
+      </w:r>
+      <w:proofErr w:type="spellEnd"/>
+    </w:p>
+    <w:p/>
+    <w:p/>
+    <w:p>
+      <w:r>
+        <w:t xml:space="preserve">The perils of obtaining milk from camels. Some body who can talk about anything? Held up at a checkout line? Cows are big, too. But camels are more </w:t>
+      </w:r>
+      <w:proofErr w:type="spellStart"/>
+      <w:r>
+        <w:t>obstinant</w:t>
+      </w:r>
+      <w:proofErr w:type="spellEnd"/>
+      <w:r>
+        <w:t>.</w:t>
+      </w:r>
+    </w:p>
+    <w:p/>
+    <w:p/>
+    <w:p>
+      <w:r>
         <w:t xml:space="preserve">By the </w:t>
       </w:r>
       <w:proofErr w:type="spellStart"/>
@@ -42,123 +72,110 @@
       </w:r>
     </w:p>
     <w:p>
-      <w:proofErr w:type="gramStart"/>
-      <w:r>
-        <w:t>Balsam  root</w:t>
-      </w:r>
-      <w:proofErr w:type="gramEnd"/>
+      <w:r>
+        <w:t>Balsam  root.</w:t>
+      </w:r>
+    </w:p>
+    <w:p>
+      <w:r>
+        <w:t>Smells: Coffee gone dry in its cup; dried sardines. Spam and sushi.</w:t>
+      </w:r>
+    </w:p>
+    <w:p>
+      <w:r>
+        <w:t xml:space="preserve">The </w:t>
+      </w:r>
+      <w:r>
+        <w:t>insecurities w</w:t>
+      </w:r>
+      <w:r>
+        <w:t>hich, too often, overwhelm</w:t>
+      </w:r>
+      <w:r>
+        <w:t>ed</w:t>
+      </w:r>
+      <w:r>
+        <w:t xml:space="preserve"> the love in his heart before it could find a place in his eyes.</w:t>
+      </w:r>
+    </w:p>
+    <w:p>
+      <w:r>
+        <w:t xml:space="preserve">The </w:t>
+      </w:r>
+      <w:proofErr w:type="spellStart"/>
+      <w:r>
+        <w:t>beanbammock</w:t>
+      </w:r>
+      <w:proofErr w:type="spellEnd"/>
+      <w:r>
+        <w:t xml:space="preserve">, </w:t>
+      </w:r>
+    </w:p>
+    <w:p>
+      <w:r>
+        <w:t xml:space="preserve">Kitchenware, grooming products. Hours of amusement. </w:t>
+      </w:r>
+      <w:r>
+        <w:t>Smarter</w:t>
+      </w:r>
+      <w:r>
+        <w:t xml:space="preserve"> children. </w:t>
+      </w:r>
+      <w:r>
+        <w:t xml:space="preserve">Popularity. Improved prospects. </w:t>
+      </w:r>
+      <w:r>
+        <w:t xml:space="preserve">Blackhead extraction. </w:t>
+      </w:r>
+      <w:r>
+        <w:t xml:space="preserve">Immaculate pours. </w:t>
+      </w:r>
+      <w:r>
+        <w:t>Renewed vitality.</w:t>
+      </w:r>
+    </w:p>
+    <w:p>
+      <w:r>
+        <w:t xml:space="preserve">Who among us hasn’t enjoyed a fresh-scooped confection mixed in our own kitchen by Mr. </w:t>
+      </w:r>
+      <w:proofErr w:type="spellStart"/>
+      <w:r>
+        <w:t>Maltobot</w:t>
+      </w:r>
+      <w:proofErr w:type="spellEnd"/>
+      <w:r>
+        <w:t xml:space="preserve">? Or spent enjoyable hours in their yard asway in the scrunchy-soft comfort of a bean-bammock? </w:t>
+      </w:r>
+      <w:r>
+        <w:t>Horace Hooper originals, both.  Also in his patent portfolio, the Miracle Groomer, for the painless de-rooting of nasal hairs and, for the alacritous, came with a complimentary toenail grinder attachment.</w:t>
+      </w:r>
+    </w:p>
+    <w:p>
+      <w:r>
+        <w:t xml:space="preserve">Mr. </w:t>
+      </w:r>
+      <w:proofErr w:type="spellStart"/>
+      <w:r>
+        <w:t>Maltobot</w:t>
+      </w:r>
+      <w:proofErr w:type="spellEnd"/>
+      <w:r>
+        <w:t xml:space="preserve"> for effortless fresh scooped milkshakes  the universal wet-dry crevice attachment and combo sinus flush and bulk blackhead extractor. </w:t>
+      </w:r>
+    </w:p>
+    <w:p>
+      <w:r>
+        <w:t xml:space="preserve">The guy in Marketing name was </w:t>
+      </w:r>
+      <w:proofErr w:type="spellStart"/>
+      <w:r>
+        <w:t>travis</w:t>
+      </w:r>
+      <w:proofErr w:type="spellEnd"/>
       <w:r>
         <w:t>.</w:t>
       </w:r>
     </w:p>
-    <w:p>
-      <w:r>
-        <w:t>Smells: Coffee gone dry in its cup; dried sardines. Spam and sushi.</w:t>
-      </w:r>
-    </w:p>
-    <w:p>
-      <w:r>
-        <w:t xml:space="preserve">The </w:t>
-      </w:r>
-      <w:r>
-        <w:t>insecurities w</w:t>
-      </w:r>
-      <w:r>
-        <w:t>hich, too often, overwhelm</w:t>
-      </w:r>
-      <w:r>
-        <w:t>ed</w:t>
-      </w:r>
-      <w:r>
-        <w:t xml:space="preserve"> the love in his heart before it could find a place in his eyes.</w:t>
-      </w:r>
-    </w:p>
-    <w:p>
-      <w:r>
-        <w:t xml:space="preserve">The </w:t>
-      </w:r>
-      <w:proofErr w:type="spellStart"/>
-      <w:r>
-        <w:t>beanbammock</w:t>
-      </w:r>
-      <w:proofErr w:type="spellEnd"/>
-      <w:r>
-        <w:t xml:space="preserve">, </w:t>
-      </w:r>
-    </w:p>
-    <w:p>
-      <w:r>
-        <w:t xml:space="preserve">Kitchenware, grooming products. Hours of amusement. </w:t>
-      </w:r>
-      <w:r>
-        <w:t>Smarter</w:t>
-      </w:r>
-      <w:r>
-        <w:t xml:space="preserve"> children. </w:t>
-      </w:r>
-      <w:r>
-        <w:t xml:space="preserve">Popularity. Improved prospects. </w:t>
-      </w:r>
-      <w:r>
-        <w:t xml:space="preserve">Blackhead extraction. </w:t>
-      </w:r>
-      <w:r>
-        <w:t xml:space="preserve">Immaculate pours. </w:t>
-      </w:r>
-      <w:r>
-        <w:t>Renewed vitality.</w:t>
-      </w:r>
-    </w:p>
-    <w:p>
-      <w:r>
-        <w:t xml:space="preserve">Who among us hasn’t enjoyed a fresh-scooped confection mixed in our own kitchen by Mr. </w:t>
-      </w:r>
-      <w:proofErr w:type="spellStart"/>
-      <w:r>
-        <w:t>Maltobot</w:t>
-      </w:r>
-      <w:proofErr w:type="spellEnd"/>
-      <w:r>
-        <w:t xml:space="preserve">? Or spent enjoyable hours in their yard asway in the scrunchy-soft comfort of a bean-bammock? </w:t>
-      </w:r>
-      <w:r>
-        <w:t>Horace Hooper originals, both.  Also in his patent portfolio, the Miracle Groomer, for the painless de-rooting of nasal hairs and, for the alacritous, came with a complimentary toenail grinder attachment.</w:t>
-      </w:r>
-    </w:p>
-    <w:p>
-      <w:r>
-        <w:t xml:space="preserve">Mr. </w:t>
-      </w:r>
-      <w:proofErr w:type="spellStart"/>
-      <w:r>
-        <w:t>Maltobot</w:t>
-      </w:r>
-      <w:proofErr w:type="spellEnd"/>
-      <w:r>
-        <w:t xml:space="preserve"> for effortless fresh scooped </w:t>
-      </w:r>
-      <w:proofErr w:type="gramStart"/>
-      <w:r>
-        <w:t>milkshakes  the</w:t>
-      </w:r>
-      <w:proofErr w:type="gramEnd"/>
-      <w:r>
-        <w:t xml:space="preserve"> universal wet-dry crevice attachment and combo sinus flush and bulk blackhead extractor. </w:t>
-      </w:r>
-    </w:p>
-    <w:p>
-      <w:r>
-        <w:t xml:space="preserve">The guy in Marketing name was </w:t>
-      </w:r>
-      <w:proofErr w:type="spellStart"/>
-      <w:r>
-        <w:t>travis</w:t>
-      </w:r>
-      <w:proofErr w:type="spellEnd"/>
-      <w:r>
-        <w:t>.</w:t>
-      </w:r>
-    </w:p>
     <w:p/>
     <w:p>
       <w:r>
@@ -196,15 +213,7 @@
       </w:r>
       <w:proofErr w:type="spellEnd"/>
       <w:r>
-        <w:t xml:space="preserve"> planted some kind of oak. He likes beans and tomatoes because you know </w:t>
-      </w:r>
-      <w:proofErr w:type="gramStart"/>
-      <w:r>
-        <w:t>the next</w:t>
-      </w:r>
-      <w:proofErr w:type="gramEnd"/>
-      <w:r>
-        <w:t xml:space="preserve"> year whether you’ve been successful or not. The hazelnuts they use in the restaurants. It’s his 80</w:t>
+        <w:t xml:space="preserve"> planted some kind of oak. He likes beans and tomatoes because you know the next year whether you’ve been successful or not. The hazelnuts they use in the restaurants. It’s his 80</w:t>
       </w:r>
       <w:r>
         <w:rPr>
@@ -213,15 +222,7 @@
         <w:t>th</w:t>
       </w:r>
       <w:r>
-        <w:t xml:space="preserve"> birthday. He used to be able to just take people on a </w:t>
-      </w:r>
-      <w:proofErr w:type="gramStart"/>
-      <w:r>
-        <w:t>tour</w:t>
-      </w:r>
-      <w:proofErr w:type="gramEnd"/>
-      <w:r>
-        <w:t xml:space="preserve"> but he can’t anymore. His party is this Saturday. I need to figure out the name </w:t>
+        <w:t xml:space="preserve"> birthday. He used to be able to just take people on a tour but he can’t anymore. His party is this Saturday. I need to figure out the name </w:t>
       </w:r>
       <w:proofErr w:type="spellStart"/>
       <w:r>
@@ -234,6 +235,7 @@
     </w:p>
     <w:p>
       <w:r>
+        <w:lastRenderedPageBreak/>
         <w:t xml:space="preserve">Somebody in upper east </w:t>
       </w:r>
       <w:proofErr w:type="spellStart"/>
@@ -242,15 +244,7 @@
       </w:r>
       <w:proofErr w:type="spellEnd"/>
       <w:r>
-        <w:t xml:space="preserve"> had a hazelnut orchard that did </w:t>
-      </w:r>
-      <w:proofErr w:type="gramStart"/>
-      <w:r>
-        <w:t>really well</w:t>
-      </w:r>
-      <w:proofErr w:type="gramEnd"/>
-      <w:r>
-        <w:t xml:space="preserve">, but the blight got his, too. </w:t>
+        <w:t xml:space="preserve"> had a hazelnut orchard that did really well, but the blight got his, too. </w:t>
       </w:r>
     </w:p>
     <w:p>
